--- a/support/00_论文簇总纲_交差版.docx
+++ b/support/00_论文簇总纲_交差版.docx
@@ -3251,7 +3251,7 @@
           <w:bCs/>
           <w:b/>
         </w:rPr>
-        <w:t xml:space="preserve">L1 篇 §5.1b</w:t>
+        <w:t xml:space="preserve">L1 篇 §6.6</w:t>
       </w:r>
       <w:r>
         <w:t xml:space="preserve"> </w:t>

--- a/support/00_论文簇总纲_交差版.docx
+++ b/support/00_论文簇总纲_交差版.docx
@@ -243,12 +243,6 @@
               <w:jc w:val="left"/>
             </w:pPr>
             <w:r>
-              <w:t xml:space="preserve">✅</w:t>
-            </w:r>
-            <w:r>
-              <w:t xml:space="preserve"> </w:t>
-            </w:r>
-            <w:r>
               <w:rPr>
                 <w:bCs/>
                 <w:b/>
@@ -339,12 +333,6 @@
               <w:jc w:val="left"/>
             </w:pPr>
             <w:r>
-              <w:t xml:space="preserve">✅</w:t>
-            </w:r>
-            <w:r>
-              <w:t xml:space="preserve"> </w:t>
-            </w:r>
-            <w:r>
               <w:rPr>
                 <w:bCs/>
                 <w:b/>
@@ -432,12 +420,6 @@
               <w:jc w:val="left"/>
             </w:pPr>
             <w:r>
-              <w:t xml:space="preserve">✅</w:t>
-            </w:r>
-            <w:r>
-              <w:t xml:space="preserve"> </w:t>
-            </w:r>
-            <w:r>
               <w:rPr>
                 <w:bCs/>
                 <w:b/>
@@ -548,12 +530,6 @@
               <w:jc w:val="left"/>
             </w:pPr>
             <w:r>
-              <w:t xml:space="preserve">✅</w:t>
-            </w:r>
-            <w:r>
-              <w:t xml:space="preserve"> </w:t>
-            </w:r>
-            <w:r>
               <w:rPr>
                 <w:bCs/>
                 <w:b/>
@@ -643,7 +619,7 @@
               <w:t xml:space="preserve">写不了正文</w:t>
             </w:r>
             <w:r>
-              <w:t xml:space="preserve">（3 项实验未做，2 周）⇒ 只给缺口清单</w:t>
+              <w:t xml:space="preserve">（3 项实验未做，2 周），只给缺口清单</w:t>
             </w:r>
           </w:p>
         </w:tc>
@@ -669,12 +645,6 @@
         <w:pStyle w:val="BodyText"/>
       </w:pPr>
       <w:r>
-        <w:t xml:space="preserve">★</w:t>
-      </w:r>
-      <w:r>
-        <w:t xml:space="preserve"> </w:t>
-      </w:r>
-      <w:r>
         <w:rPr>
           <w:bCs/>
           <w:b/>
@@ -710,12 +680,6 @@
         <w:pStyle w:val="BodyText"/>
       </w:pPr>
       <w:r>
-        <w:t xml:space="preserve">⚠️</w:t>
-      </w:r>
-      <w:r>
-        <w:t xml:space="preserve"> </w:t>
-      </w:r>
-      <w:r>
         <w:rPr>
           <w:bCs/>
           <w:b/>
@@ -723,7 +687,7 @@
         <w:t xml:space="preserve">今天（10-24）新增的一篇是 L1</w:t>
       </w:r>
       <w:r>
-        <w:t xml:space="preserve">。原总纲（10-20）切的是 A/B/C/D/E 五篇，E 建议并入 C ⇒ 实际四篇；第 1 层是 10-22 新建方向的</w:t>
+        <w:t xml:space="preserve">。原总纲（10-20）切的是 A/B/C/D/E 五篇，E 建议并入 C，实际四篇；第 1 层是 10-22 新建方向的</w:t>
       </w:r>
       <w:r>
         <w:rPr>
@@ -733,10 +697,7 @@
         <w:t xml:space="preserve">空位</w:t>
       </w:r>
       <w:r>
-        <w:t xml:space="preserve">，今天补上 ⇒</w:t>
-      </w:r>
-      <w:r>
-        <w:t xml:space="preserve"> </w:t>
+        <w:t xml:space="preserve">，今天补上，</w:t>
       </w:r>
       <w:r>
         <w:rPr>
@@ -1087,7 +1048,7 @@
               <w:jc w:val="left"/>
             </w:pPr>
             <w:r>
-              <w:t xml:space="preserve">✅ 成稿</w:t>
+              <w:t xml:space="preserve">成稿</w:t>
             </w:r>
           </w:p>
         </w:tc>
@@ -1141,7 +1102,7 @@
               <w:jc w:val="left"/>
             </w:pPr>
             <w:r>
-              <w:t xml:space="preserve">✅ 可投（</w:t>
+              <w:t xml:space="preserve">可投（</w:t>
             </w:r>
             <w:r>
               <w:rPr>
@@ -1215,7 +1176,7 @@
               <w:jc w:val="left"/>
             </w:pPr>
             <w:r>
-              <w:t xml:space="preserve">✅ 今天成稿</w:t>
+              <w:t xml:space="preserve">今天成稿</w:t>
             </w:r>
           </w:p>
         </w:tc>
@@ -1269,7 +1230,7 @@
               <w:jc w:val="left"/>
             </w:pPr>
             <w:r>
-              <w:t xml:space="preserve">✅ 交差稿（</w:t>
+              <w:t xml:space="preserve">交差稿（</w:t>
             </w:r>
             <w:r>
               <w:rPr>
@@ -1767,17 +1728,11 @@
               <w:jc w:val="left"/>
             </w:pPr>
             <w:r>
-              <w:t xml:space="preserve">⚠️</w:t>
-            </w:r>
-            <w:r>
-              <w:t xml:space="preserve"> </w:t>
-            </w:r>
-            <w:r>
-              <w:rPr>
-                <w:bCs/>
-                <w:b/>
-              </w:rPr>
-              <w:t xml:space="preserve">型号池 3/9 下架 ⇒ 历史 dual 臂分母是 4 不是 5</w:t>
+              <w:rPr>
+                <w:bCs/>
+                <w:b/>
+              </w:rPr>
+              <w:t xml:space="preserve">型号池 3/9 下架，历史 dual 臂分母是 4 不是 5</w:t>
             </w:r>
             <w:r>
               <w:t xml:space="preserve">。已核实边界：</w:t>
@@ -1787,7 +1742,7 @@
                 <w:bCs/>
                 <w:b/>
               </w:rPr>
-              <w:t xml:space="preserve">1/3 分支臂不受影响 ⇒ 核心过拟合结论稳固</w:t>
+              <w:t xml:space="preserve">1/3 分支臂不受影响，核心过拟合结论稳固</w:t>
             </w:r>
             <w:r>
               <w:t xml:space="preserve">；</w:t>
@@ -1827,12 +1782,6 @@
               <w:jc w:val="left"/>
             </w:pPr>
             <w:r>
-              <w:t xml:space="preserve">⚠️</w:t>
-            </w:r>
-            <w:r>
-              <w:t xml:space="preserve"> </w:t>
-            </w:r>
-            <w:r>
               <w:rPr>
                 <w:bCs/>
                 <w:b/>
@@ -1850,14 +1799,14 @@
               <w:t xml:space="preserve">不写</w:t>
             </w:r>
             <w:r>
-              <w:t xml:space="preserve">「增益来自不确定性，不是来自架构」（会被 Chen et al. 2026 的交互结构级 +74% 效应直接反驳）⇒ 改为：</w:t>
-            </w:r>
-            <w:r>
-              <w:rPr>
-                <w:bCs/>
-                <w:b/>
-              </w:rPr>
-              <w:t xml:space="preserve">「在【推导唯一】任务上任何架构旋钮无可测贡献；在【路径多样】任务上【交互结构级】多样性有大幅效应（Vendi 4.65→8.08），而【prompt 级】身份多样性无效 ⇒ 架构的杠杆是【交互结构 × 任务结构】的交互」</w:t>
+              <w:t xml:space="preserve">「增益来自不确定性，不是来自架构」（会被 Chen et al. 2026 的交互结构级 +74% 效应直接反驳），改为：</w:t>
+            </w:r>
+            <w:r>
+              <w:rPr>
+                <w:bCs/>
+                <w:b/>
+              </w:rPr>
+              <w:t xml:space="preserve">「在【推导唯一】任务上任何架构旋钮无可测贡献；在【路径多样】任务上【交互结构级】多样性有大幅效应（Vendi 4.65→8.08），而【prompt 级】身份多样性无效，架构的杠杆是【交互结构 × 任务结构】的交互」</w:t>
             </w:r>
             <w:r>
               <w:t xml:space="preserve">（A 篇 §5.9）</w:t>
@@ -2043,11 +1992,7 @@
               <w:jc w:val="left"/>
             </w:pPr>
             <w:r>
-              <w:rPr>
-                <w:bCs/>
-                <w:b/>
-              </w:rPr>
-              <w:t xml:space="preserve">★ 核心收获</w:t>
+              <w:t xml:space="preserve">** 核心收获**</w:t>
             </w:r>
           </w:p>
         </w:tc>
@@ -2066,10 +2011,7 @@
               <w:t xml:space="preserve">结构性两难</w:t>
             </w:r>
             <w:r>
-              <w:t xml:space="preserve">：状态不进候选 ⇒ 打分无处发力；状态进候选 ⇒ 打分接近恒真 ⇒</w:t>
-            </w:r>
-            <w:r>
-              <w:t xml:space="preserve"> </w:t>
+              <w:t xml:space="preserve">：状态不进候选，打分无处发力；状态进候选，打分接近恒真，</w:t>
             </w:r>
             <w:r>
               <w:rPr>
@@ -2160,7 +2102,7 @@
               <w:t xml:space="preserve"> </w:t>
             </w:r>
             <w:r>
-              <w:t xml:space="preserve">静默忽略 ⇒ typicality/NLL/PMI 全族作废）</w:t>
+              <w:t xml:space="preserve">静默忽略，typicality/NLL/PMI 全族作废）</w:t>
             </w:r>
           </w:p>
         </w:tc>
@@ -2410,11 +2352,7 @@
               <w:jc w:val="left"/>
             </w:pPr>
             <w:r>
-              <w:rPr>
-                <w:bCs/>
-                <w:b/>
-              </w:rPr>
-              <w:t xml:space="preserve">★ 三层排除</w:t>
+              <w:t xml:space="preserve">** 三层排除**</w:t>
             </w:r>
           </w:p>
         </w:tc>
@@ -2449,10 +2387,7 @@
               <w:t xml:space="preserve">结构维度拓不开 index=0.135</w:t>
             </w:r>
             <w:r>
-              <w:t xml:space="preserve">）⇒</w:t>
-            </w:r>
-            <w:r>
-              <w:t xml:space="preserve"> </w:t>
+              <w:t xml:space="preserve">），</w:t>
             </w:r>
             <w:r>
               <w:rPr>
@@ -2473,11 +2408,7 @@
               <w:jc w:val="left"/>
             </w:pPr>
             <w:r>
-              <w:rPr>
-                <w:bCs/>
-                <w:b/>
-              </w:rPr>
-              <w:t xml:space="preserve">★ 措辞红线</w:t>
+              <w:t xml:space="preserve">** 措辞红线**</w:t>
             </w:r>
           </w:p>
         </w:tc>
@@ -2546,7 +2477,7 @@
               <w:t xml:space="preserve">跨厂商 ES 实验的硬约束</w:t>
             </w:r>
             <w:r>
-              <w:t xml:space="preserve">（只有 mistral-nemo 的熵可测 ⇒ ES-H4</w:t>
+              <w:t xml:space="preserve">（只有 mistral-nemo 的熵可测，ES-H4</w:t>
             </w:r>
             <w:r>
               <w:t xml:space="preserve"> </w:t>
@@ -2609,7 +2540,7 @@
         <w:pStyle w:val="Heading2"/>
       </w:pPr>
       <w:r>
-        <w:t xml:space="preserve">3 · ⚠️ 今天必须一起讲的</w:t>
+        <w:t xml:space="preserve">3 · 今天必须一起讲的</w:t>
       </w:r>
       <w:r>
         <w:rPr>
@@ -2631,7 +2562,7 @@
           <w:bCs/>
           <w:b/>
         </w:rPr>
-        <w:t xml:space="preserve">型号池静默下架 ⇒ 历史 dual 臂读数的分母是 4，不是 5。</w:t>
+        <w:t xml:space="preserve">型号池静默下架，历史 dual 臂读数的分母是 4，不是 5。</w:t>
       </w:r>
     </w:p>
     <w:p>
@@ -2673,10 +2604,7 @@
         <w:t xml:space="preserve">已 404</w:t>
       </w:r>
       <w:r>
-        <w:t xml:space="preserve">）⇒</w:t>
-      </w:r>
-      <w:r>
-        <w:t xml:space="preserve"> </w:t>
+        <w:t xml:space="preserve">），</w:t>
       </w:r>
       <w:r>
         <w:rPr>
@@ -2701,7 +2629,7 @@
         <w:t xml:space="preserve">5 分支臂</w:t>
       </w:r>
       <w:r>
-        <w:t xml:space="preserve">的第 5 支空串 ⇒ 被</w:t>
+        <w:t xml:space="preserve">的第 5 支空串，被</w:t>
       </w:r>
       <w:r>
         <w:t xml:space="preserve"> </w:t>
@@ -2716,10 +2644,7 @@
         <w:t xml:space="preserve"> </w:t>
       </w:r>
       <w:r>
-        <w:t xml:space="preserve">过滤 ⇒</w:t>
-      </w:r>
-      <w:r>
-        <w:t xml:space="preserve"> </w:t>
+        <w:t xml:space="preserve">过滤，</w:t>
       </w:r>
       <w:r>
         <w:rPr>
@@ -2792,7 +2717,7 @@
               <w:jc w:val="center"/>
             </w:pPr>
             <w:r>
-              <w:t xml:space="preserve">✅ 不受影响</w:t>
+              <w:t xml:space="preserve">不受影响</w:t>
             </w:r>
           </w:p>
         </w:tc>
@@ -2818,7 +2743,7 @@
               <w:jc w:val="center"/>
             </w:pPr>
             <w:r>
-              <w:t xml:space="preserve">⚠️ 需按 4 支重算</w:t>
+              <w:t xml:space="preserve">需按 4 支重算</w:t>
             </w:r>
           </w:p>
         </w:tc>
@@ -2844,7 +2769,7 @@
               <w:jc w:val="center"/>
             </w:pPr>
             <w:r>
-              <w:t xml:space="preserve">⚠️ 需重算</w:t>
+              <w:t xml:space="preserve">需重算</w:t>
             </w:r>
           </w:p>
         </w:tc>
@@ -2870,7 +2795,7 @@
               <w:jc w:val="center"/>
             </w:pPr>
             <w:r>
-              <w:t xml:space="preserve">⚠️ 需重算（</w:t>
+              <w:t xml:space="preserve">需重算（</w:t>
             </w:r>
             <w:r>
               <w:rPr>
@@ -2906,7 +2831,7 @@
               <w:jc w:val="center"/>
             </w:pPr>
             <w:r>
-              <w:t xml:space="preserve">⚠️ 同源，方向性支持，暂不定量引用</w:t>
+              <w:t xml:space="preserve">同源，方向性支持，暂不定量引用</w:t>
             </w:r>
           </w:p>
         </w:tc>
@@ -2917,12 +2842,6 @@
         <w:pStyle w:val="BodyText"/>
       </w:pPr>
       <w:r>
-        <w:t xml:space="preserve">⇒ ★</w:t>
-      </w:r>
-      <w:r>
-        <w:t xml:space="preserve"> </w:t>
-      </w:r>
-      <w:r>
         <w:rPr>
           <w:bCs/>
           <w:b/>
@@ -2957,13 +2876,13 @@
       </w:r>
     </w:p>
     <w:bookmarkEnd w:id="27"/>
-    <w:bookmarkStart w:id="28" w:name="共用的写作纪律所有篇适用"/>
+    <w:bookmarkStart w:id="28" w:name="共用的写作要求所有篇适用"/>
     <w:p>
       <w:pPr>
         <w:pStyle w:val="Heading2"/>
       </w:pPr>
       <w:r>
-        <w:t xml:space="preserve">4 · 共用的写作纪律（所有篇适用）</w:t>
+        <w:t xml:space="preserve">4 · 共用的写作要求（所有篇适用）</w:t>
       </w:r>
     </w:p>
     <w:p>
@@ -3145,12 +3064,6 @@
         <w:pStyle w:val="Compact"/>
       </w:pPr>
       <w:r>
-        <w:t xml:space="preserve">★</w:t>
-      </w:r>
-      <w:r>
-        <w:t xml:space="preserve"> </w:t>
-      </w:r>
-      <w:r>
         <w:rPr>
           <w:bCs/>
           <w:b/>
@@ -3209,10 +3122,7 @@
         <w:t xml:space="preserve">两条自我修正</w:t>
       </w:r>
       <w:r>
-        <w:t xml:space="preserve">（口径修正 + 诚实标注）⇒</w:t>
-      </w:r>
-      <w:r>
-        <w:t xml:space="preserve"> </w:t>
+        <w:t xml:space="preserve">（口径修正 + 诚实标注），</w:t>
       </w:r>
       <w:r>
         <w:rPr>
@@ -3241,10 +3151,7 @@
         <w:t xml:space="preserve">2×2 任务结构对照</w:t>
       </w:r>
       <w:r>
-        <w:t xml:space="preserve">（塌缩的真正条件 = 解法路径唯一）⇒</w:t>
-      </w:r>
-      <w:r>
-        <w:t xml:space="preserve"> </w:t>
+        <w:t xml:space="preserve">（塌缩的真正条件 = 解法路径唯一），</w:t>
       </w:r>
       <w:r>
         <w:rPr>
@@ -3270,10 +3177,7 @@
         <w:t xml:space="preserve">ToT 前人对账</w:t>
       </w:r>
       <w:r>
-        <w:t xml:space="preserve">（我们与 ToT 的关系 + 机制链「出处与定性」列）⇒</w:t>
-      </w:r>
-      <w:r>
-        <w:t xml:space="preserve"> </w:t>
+        <w:t xml:space="preserve">（我们与 ToT 的关系 + 机制链「出处与定性」列），</w:t>
       </w:r>
       <w:r>
         <w:rPr>
@@ -3299,13 +3203,7 @@
         <w:t xml:space="preserve">待填审计分级表</w:t>
       </w:r>
       <w:r>
-        <w:t xml:space="preserve"> </w:t>
-      </w:r>
-      <w:r>
-        <w:t xml:space="preserve">⇒</w:t>
-      </w:r>
-      <w:r>
-        <w:t xml:space="preserve"> </w:t>
+        <w:t xml:space="preserve">，</w:t>
       </w:r>
       <w:r>
         <w:rPr>
@@ -3346,10 +3244,7 @@
         <w:t xml:space="preserve">A 篇结论改窄 + 判死门判据写死</w:t>
       </w:r>
       <w:r>
-        <w:t xml:space="preserve">（2026-10-24 13:40）⇒</w:t>
-      </w:r>
-      <w:r>
-        <w:t xml:space="preserve"> </w:t>
+        <w:t xml:space="preserve">（2026-10-24 13:40），</w:t>
       </w:r>
       <w:r>
         <w:rPr>
@@ -3407,20 +3302,7 @@
         <w:t xml:space="preserve"> </w:t>
       </w:r>
       <w:r>
-        <w:t xml:space="preserve">⑦</w:t>
-      </w:r>
-      <w:r>
-        <w:t xml:space="preserve"> </w:t>
-      </w:r>
-      <w:r>
-        <w:rPr>
-          <w:bCs/>
-          <w:b/>
-        </w:rPr>
-        <w:t xml:space="preserve">★ 一次自查误判已推翻并恢复</w:t>
-      </w:r>
-      <w:r>
-        <w:t xml:space="preserve">（n 基线逐 n 表曾被误判为无源并删除 ⇒ 核实确认有源）⇒ 对外表述见</w:t>
+        <w:t xml:space="preserve">⑦ ** 一次自查误判已推翻并恢复**（n 基线逐 n 表曾被误判为无源并删除，核实确认有源），对外表述见</w:t>
       </w:r>
       <w:r>
         <w:t xml:space="preserve"> </w:t>
@@ -3539,23 +3421,17 @@
               <w:jc w:val="left"/>
             </w:pPr>
             <w:r>
-              <w:t xml:space="preserve">✅ 今天写出</w:t>
-            </w:r>
-          </w:p>
-        </w:tc>
-        <w:tc>
-          <w:tcPr/>
-          <w:p>
-            <w:pPr>
-              <w:pStyle w:val="Compact"/>
-              <w:jc w:val="left"/>
-            </w:pPr>
-            <w:r>
-              <w:t xml:space="preserve">★</w:t>
-            </w:r>
-            <w:r>
-              <w:t xml:space="preserve"> </w:t>
-            </w:r>
+              <w:t xml:space="preserve">今天写出</w:t>
+            </w:r>
+          </w:p>
+        </w:tc>
+        <w:tc>
+          <w:tcPr/>
+          <w:p>
+            <w:pPr>
+              <w:pStyle w:val="Compact"/>
+              <w:jc w:val="left"/>
+            </w:pPr>
             <w:r>
               <w:rPr>
                 <w:bCs/>
@@ -3605,23 +3481,17 @@
               <w:jc w:val="left"/>
             </w:pPr>
             <w:r>
-              <w:t xml:space="preserve">✅ 成稿 + 校准</w:t>
-            </w:r>
-          </w:p>
-        </w:tc>
-        <w:tc>
-          <w:tcPr/>
-          <w:p>
-            <w:pPr>
-              <w:pStyle w:val="Compact"/>
-              <w:jc w:val="left"/>
-            </w:pPr>
-            <w:r>
-              <w:t xml:space="preserve">⚠️</w:t>
-            </w:r>
-            <w:r>
-              <w:t xml:space="preserve"> </w:t>
-            </w:r>
+              <w:t xml:space="preserve">成稿 + 校准</w:t>
+            </w:r>
+          </w:p>
+        </w:tc>
+        <w:tc>
+          <w:tcPr/>
+          <w:p>
+            <w:pPr>
+              <w:pStyle w:val="Compact"/>
+              <w:jc w:val="left"/>
+            </w:pPr>
             <w:r>
               <w:rPr>
                 <w:bCs/>
@@ -3671,7 +3541,7 @@
               <w:jc w:val="left"/>
             </w:pPr>
             <w:r>
-              <w:t xml:space="preserve">✅ 成稿 + 增量</w:t>
+              <w:t xml:space="preserve">成稿 + 增量</w:t>
             </w:r>
           </w:p>
         </w:tc>
@@ -3724,12 +3594,6 @@
               <w:jc w:val="left"/>
             </w:pPr>
             <w:r>
-              <w:t xml:space="preserve">✅</w:t>
-            </w:r>
-            <w:r>
-              <w:t xml:space="preserve"> </w:t>
-            </w:r>
-            <w:r>
               <w:rPr>
                 <w:bCs/>
                 <w:b/>
@@ -3844,7 +3708,7 @@
               <w:jc w:val="left"/>
             </w:pPr>
             <w:r>
-              <w:t xml:space="preserve">✅ 本文件</w:t>
+              <w:t xml:space="preserve">本文件</w:t>
             </w:r>
           </w:p>
         </w:tc>
@@ -3897,12 +3761,6 @@
               <w:jc w:val="left"/>
             </w:pPr>
             <w:r>
-              <w:t xml:space="preserve">✅</w:t>
-            </w:r>
-            <w:r>
-              <w:t xml:space="preserve"> </w:t>
-            </w:r>
-            <w:r>
               <w:rPr>
                 <w:bCs/>
                 <w:b/>
@@ -3960,12 +3818,6 @@
               <w:jc w:val="left"/>
             </w:pPr>
             <w:r>
-              <w:t xml:space="preserve">✅</w:t>
-            </w:r>
-            <w:r>
-              <w:t xml:space="preserve"> </w:t>
-            </w:r>
-            <w:r>
               <w:rPr>
                 <w:bCs/>
                 <w:b/>
@@ -3982,12 +3834,6 @@
               <w:jc w:val="left"/>
             </w:pPr>
             <w:r>
-              <w:t xml:space="preserve">★</w:t>
-            </w:r>
-            <w:r>
-              <w:t xml:space="preserve"> </w:t>
-            </w:r>
-            <w:r>
               <w:rPr>
                 <w:bCs/>
                 <w:b/>
@@ -3995,7 +3841,7 @@
               <w:t xml:space="preserve">24 条真实待办的判据定版分级</w:t>
             </w:r>
             <w:r>
-              <w:t xml:space="preserve">：10 ✅ / 5 ◐ / 9 ✖ ⇒ 被问"哪些没做"时直接给这张表</w:t>
+              <w:t xml:space="preserve">：10 / 5 ◐ / 9，被问"哪些没做"时直接给这张表</w:t>
             </w:r>
           </w:p>
         </w:tc>
@@ -4036,12 +3882,6 @@
               <w:jc w:val="left"/>
             </w:pPr>
             <w:r>
-              <w:t xml:space="preserve">✅</w:t>
-            </w:r>
-            <w:r>
-              <w:t xml:space="preserve"> </w:t>
-            </w:r>
-            <w:r>
               <w:rPr>
                 <w:bCs/>
                 <w:b/>
@@ -4058,12 +3898,6 @@
               <w:jc w:val="left"/>
             </w:pPr>
             <w:r>
-              <w:t xml:space="preserve">★</w:t>
-            </w:r>
-            <w:r>
-              <w:t xml:space="preserve"> </w:t>
-            </w:r>
-            <w:r>
               <w:rPr>
                 <w:bCs/>
                 <w:b/>
@@ -4071,7 +3905,7 @@
               <w:t xml:space="preserve">42 个头条数字 → 源文件:行号</w:t>
             </w:r>
             <w:r>
-              <w:t xml:space="preserve">（实测 43/43 定位命中）⇒ 外部可照着核；⚠️ 证明的是「数字有出处」，</w:t>
+              <w:t xml:space="preserve">（实测 43/43 定位命中），外部可照着核；证明的是「数字有出处」，</w:t>
             </w:r>
             <w:r>
               <w:rPr>
